--- a/public/downloads/plantillas-um-sans/2026.10.10-r4/resumen-comercial.docx
+++ b/public/downloads/plantillas-um-sans/2026.10.10-r4/resumen-comercial.docx
@@ -611,7 +611,7 @@
       <w:start w:val="1"/>
       <w:numFmt w:val="decimal"/>
       <w:pStyle w:val="Heading1"/>
-      <w:lvlText w:val="%1"/>
+      <w:lvlText w:val="%1."/>
       <w:suff w:val="space"/>
       <w:lvlJc w:val="left"/>
       <w:pPr>
@@ -628,7 +628,7 @@
       <w:start w:val="1"/>
       <w:numFmt w:val="decimal"/>
       <w:pStyle w:val="Heading2"/>
-      <w:lvlText w:val="%1.%2"/>
+      <w:lvlText w:val="%1.%2."/>
       <w:suff w:val="space"/>
       <w:lvlJc w:val="left"/>
       <w:lvlRestart w:val="1"/>
@@ -646,7 +646,7 @@
       <w:start w:val="1"/>
       <w:numFmt w:val="decimal"/>
       <w:pStyle w:val="Heading3"/>
-      <w:lvlText w:val="%1.%2.%3"/>
+      <w:lvlText w:val="%1.%2.%3."/>
       <w:suff w:val="space"/>
       <w:lvlJc w:val="left"/>
       <w:lvlRestart w:val="2"/>
@@ -904,7 +904,7 @@
       <w:keepLines/>
       <w:widowControl/>
       <w:spacing w:before="480" w:after="120" w:line="288" w:lineRule="auto"/>
-      <w:ind w:left="0" w:hanging="0"/>
+      <w:ind w:left="0" w:firstLine="0"/>
       <w:outlineLvl w:val="0"/>
       <w:numPr>
         <w:ilvl w:val="0"/>
@@ -935,7 +935,7 @@
       <w:keepLines/>
       <w:widowControl/>
       <w:spacing w:before="360" w:after="120" w:line="288" w:lineRule="auto"/>
-      <w:ind w:left="0" w:hanging="0"/>
+      <w:ind w:left="0" w:firstLine="0"/>
       <w:outlineLvl w:val="1"/>
       <w:numPr>
         <w:ilvl w:val="1"/>
@@ -966,7 +966,7 @@
       <w:keepLines/>
       <w:widowControl/>
       <w:spacing w:before="320" w:after="120" w:line="288" w:lineRule="auto"/>
-      <w:ind w:left="0" w:hanging="0"/>
+      <w:ind w:left="0" w:firstLine="0"/>
       <w:outlineLvl w:val="2"/>
       <w:numPr>
         <w:ilvl w:val="2"/>
@@ -12551,6 +12551,46 @@
         <w:shd w:val="clear" w:color="auto" w:fill="FBCAA2" w:themeFill="accent6" w:themeFillTint="7F"/>
       </w:tcPr>
     </w:tblStylePr>
+  </w:style>
+  <w:style w:type="paragraph" w:customStyle="1" w:styleId="Imagencentrada">
+    <w:name w:val="Imagen centrada"/>
+    <w:basedOn w:val="Normal"/>
+    <w:next w:val="Normal"/>
+    <w:pPr>
+      <w:keepNext/>
+      <w:keepLines/>
+      <w:widowControl/>
+      <w:spacing w:line="240" w:lineRule="auto" w:before="360" w:after="120"/>
+      <w:ind w:left="0" w:right="0" w:firstLine="0"/>
+      <w:jc w:val="center"/>
+    </w:pPr>
+    <w:rPr>
+      <w:rFonts w:ascii="UM Sans 2" w:hAnsi="UM Sans 2" w:cs="UM Sans 2" w:eastAsia="UM Sans 2"/>
+      <w:b w:val="0"/>
+      <w:i w:val="0"/>
+      <w:color w:val="000000"/>
+      <w:sz w:val="24"/>
+    </w:rPr>
+  </w:style>
+  <w:style w:type="paragraph" w:customStyle="1" w:styleId="Comentariodeimagen">
+    <w:name w:val="Comentario de imagen"/>
+    <w:basedOn w:val="Normal"/>
+    <w:next w:val="Normal"/>
+    <w:pPr>
+      <w:keepNext w:val="0"/>
+      <w:keepLines/>
+      <w:widowControl/>
+      <w:spacing w:line="276" w:lineRule="auto" w:before="0" w:after="480"/>
+      <w:ind w:left="0" w:right="0" w:firstLine="0"/>
+      <w:jc w:val="center"/>
+    </w:pPr>
+    <w:rPr>
+      <w:rFonts w:ascii="UM Sans 2" w:hAnsi="UM Sans 2" w:cs="UM Sans 2" w:eastAsia="UM Sans 2"/>
+      <w:b w:val="0"/>
+      <w:i w:val="0"/>
+      <w:color w:val="333333"/>
+      <w:sz w:val="21"/>
+    </w:rPr>
   </w:style>
 </w:styles>
 </file>
